--- a/rapport.docx
+++ b/rapport.docx
@@ -120,6 +120,20 @@
     </w:p>
     <w:p>
       <w:pPr>
+        <w:spacing w:after="80"/>
+        <w:jc w:val="center"/>
+      </w:pPr>
+      <w:r>
+        <w:rPr>
+          <w:rFonts w:ascii="Calibri" w:cs="Calibri" w:eastAsia="Calibri" w:hAnsi="Calibri"/>
+          <w:sz w:val="22"/>
+          <w:szCs w:val="22"/>
+        </w:rPr>
+        <w:t xml:space="preserve">Mohamed Vall Ebbou — 12530162</w:t>
+      </w:r>
+    </w:p>
+    <w:p>
+      <w:pPr>
         <w:spacing w:after="400"/>
         <w:jc w:val="center"/>
       </w:pPr>
@@ -129,7 +143,7 @@
           <w:sz w:val="22"/>
           <w:szCs w:val="22"/>
         </w:rPr>
-        <w:t xml:space="preserve">Mohamed Vall Ebbou — 12530162</w:t>
+        <w:t xml:space="preserve">Salme Bounene — 12530122</w:t>
       </w:r>
     </w:p>
     <w:p>
@@ -3507,7 +3521,7 @@
                 <w:sz w:val="20"/>
                 <w:szCs w:val="20"/>
               </w:rPr>
-              <w:t xml:space="preserve">Hamady Abdel Malick (12530133)</w:t>
+              <w:t xml:space="preserve">Mohamed Vall Ebbou (12530162)</w:t>
             </w:r>
           </w:p>
         </w:tc>
@@ -3599,7 +3613,7 @@
                 <w:sz w:val="20"/>
                 <w:szCs w:val="20"/>
               </w:rPr>
-              <w:t xml:space="preserve">Mohamed Vall Ebbou (12530162)</w:t>
+              <w:t xml:space="preserve">Salme Bounene (12530122)</w:t>
             </w:r>
           </w:p>
         </w:tc>
